--- a/documents/36-clearhaven-loadtest-8m-report.docx
+++ b/documents/36-clearhaven-loadtest-8m-report.docx
@@ -14284,7 +14284,7 @@
         <w:pStyle w:val="Heading1"/>
       </w:pPr>
       <w:r>
-        <w:t>Working remainder for CLH-TST-2024-008</w:t>
+        <w:t>Open work after October 17, 2024</w:t>
       </w:r>
     </w:p>
     <w:p>
@@ -14298,7 +14298,7 @@
           <w:color w:val="222222"/>
           <w:sz w:val="24"/>
         </w:rPr>
-        <w:t>The front of Load test report: match path at 8.2M and 11.4M daily is the document. This remainder is the leftover a colleague still trips on: named people, named boxes, named tickets, and the work I still owe after October 17, 2024. It is not a second log and it is not a stack of exhibits with the same stub. If a paragraph fights the decision in the front, strike the paragraph.</w:t>
+        <w:t>What follows is leftover work from Load test report: match path at 8.2M and 11.4M daily: named people, named boxes, named tickets, and the items I still owe. If a paragraph fights the decision in the front of CLH-TST-2024-008, strike the paragraph.</w:t>
       </w:r>
     </w:p>
     <w:p>
@@ -14452,7 +14452,7 @@
           <w:color w:val="222222"/>
           <w:sz w:val="24"/>
         </w:rPr>
-        <w:t>I will not put fixture hash change without a ticket on a wiki that drifts. CLH-TCK-8912 and this file are the record. If Diego Alvarez needs a diagram, they get a permalink, not a photo of a whiteboard. recon-pg-01.chi.northstar.internal stays out of the diagram title. If a new engineer asks where the leftover lives, I point here. I do not point at a Slack pin from October 17, 2024. Client Clearhaven.</w:t>
+        <w:t>I will not put fixture hash change without a ticket on a wiki that drifts. CLH-TCK-8912 and this file are the record. If Diego Alvarez needs a diagram, they get a permalink, not a photo of a whiteboard. recon-pg-01.chi.northstar.internal stays out of the diagram title. If a new engineer asks where the leftover lives, I point here. I do not point at a Slack pin from October 17, 2024.</w:t>
       </w:r>
     </w:p>
     <w:p>
@@ -16796,7 +16796,7 @@
           <w:color w:val="222222"/>
           <w:sz w:val="24"/>
         </w:rPr>
-        <w:t>People who were absent still get a usable remainder, not a transcript. Helen Cho gets the decision, the refuse, and the date. They do not get a reconstruction of who raised their voice. If they object, they object on CLH-TCK-9044. Client Clearhaven. Author Aman Kumar.</w:t>
+        <w:t>People who were absent still get a usable remainder, not a transcript. Helen Cho gets the decision, the refuse, and the date. They do not get a reconstruction of who raised their voice. If they object, they object on CLH-TCK-9044.</w:t>
       </w:r>
     </w:p>
     <w:p>
@@ -17841,7 +17841,7 @@
           <w:color w:val="222222"/>
           <w:sz w:val="24"/>
         </w:rPr>
-        <w:t>If you are implementing, keep the rejected alternative dead. If you are on-call, start read-only. If you are Diego Alvarez, the ask is unchanged: pick the path in the main body or send it back with a named objection. Sample I would still defend: 1589 rows, 35 minutes, freeze respected. Strike this remainder if it ever fights the decision callout. Author Aman Kumar. Client Clearhaven.</w:t>
+        <w:t>If you are implementing, keep the rejected alternative dead. If you are on-call, start read-only. If you are Diego Alvarez, the ask is unchanged: pick the path in the main body or send it back with a named objection. Sample I would still defend: 1589 rows, 35 minutes, freeze respected. Strike this section if it ever fights the decision callout.</w:t>
       </w:r>
     </w:p>
     <w:p>
@@ -17855,7 +17855,7 @@
           <w:color w:val="222222"/>
           <w:sz w:val="24"/>
         </w:rPr>
-        <w:t>This heading is the reopen rule, not a promise that nothing follows. If we still need words after the bank, they are named leftovers, not another copy of the same stub. dropping a column in the same release as the readers is done as a heading when Diego Alvarez closes CLH-TDD-2023-014 or writes a new date.</w:t>
+        <w:t>This heading is the reopen rule. dropping a column in the same release as the readers is done when Diego Alvarez closes CLH-TDD-2023-014 or writes a new date.</w:t>
       </w:r>
     </w:p>
     <w:p>
